--- a/pr-preview/pr-58/chapters/coding-practices.docx
+++ b/pr-preview/pr-58/chapters/coding-practices.docx
@@ -15,7 +15,7 @@
         <w:pStyle w:val="Date"/>
       </w:pPr>
       <w:r>
-        <w:t xml:space="preserve">Last modified: 2026-10-27 14:11:27 (PDT)</w:t>
+        <w:t xml:space="preserve">Last modified: 2026-10-27 15:12:14 (PDT)</w:t>
       </w:r>
     </w:p>
     <w:p>
@@ -37542,18 +37542,24 @@
         <w:t xml:space="preserve"> </w:t>
       </w:r>
       <w:r>
-        <w:t xml:space="preserve">(</w:t>
+        <w:t xml:space="preserve">(2019, source on</w:t>
+      </w:r>
+      <w:r>
+        <w:t xml:space="preserve"> </w:t>
       </w:r>
       <w:hyperlink r:id="rId323">
         <w:r>
           <w:rPr>
             <w:rStyle w:val="Hyperlink"/>
           </w:rPr>
-          <w:t xml:space="preserve">source on GitHub</w:t>
+          <w:t xml:space="preserve">GitHub</w:t>
         </w:r>
       </w:hyperlink>
       <w:r>
-        <w:t xml:space="preserve">),</w:t>
+        <w:t xml:space="preserve">)</w:t>
+      </w:r>
+      <w:r>
+        <w:t xml:space="preserve">,</w:t>
       </w:r>
       <w:r>
         <w:t xml:space="preserve"> </w:t>
@@ -40820,7 +40826,7 @@
       </w:r>
     </w:p>
     <w:bookmarkEnd w:id="345"/>
-    <w:bookmarkStart w:id="407" w:name="sec-r-resources"/>
+    <w:bookmarkStart w:id="408" w:name="sec-r-resources"/>
     <w:p>
       <w:pPr>
         <w:pStyle w:val="Heading2"/>
@@ -41840,7 +41846,7 @@
       </w:r>
     </w:p>
     <w:bookmarkEnd w:id="375"/>
-    <w:bookmarkStart w:id="406" w:name="git-and-version-control"/>
+    <w:bookmarkStart w:id="407" w:name="git-and-version-control"/>
     <w:p>
       <w:pPr>
         <w:pStyle w:val="Heading3"/>
@@ -42021,7 +42027,7 @@
         <w:t xml:space="preserve">organized by patterns like tags or issues</w:t>
       </w:r>
     </w:p>
-    <w:bookmarkStart w:id="405" w:name="refs"/>
+    <w:bookmarkStart w:id="406" w:name="refs"/>
     <w:bookmarkStart w:id="382" w:name="ref-bryan2023happygit"/>
     <w:p>
       <w:pPr>
@@ -42133,7 +42139,37 @@
       </w:r>
     </w:p>
     <w:bookmarkEnd w:id="385"/>
-    <w:bookmarkStart w:id="387" w:name="ref-parnas1972criteria"/>
+    <w:bookmarkStart w:id="386" w:name="ref-matloff-tidyverse-skeptic"/>
+    <w:p>
+      <w:pPr>
+        <w:pStyle w:val="Bibliography"/>
+      </w:pPr>
+      <w:r>
+        <w:t xml:space="preserve">Matloff, Norm. 2019.</w:t>
+      </w:r>
+      <w:r>
+        <w:t xml:space="preserve"> </w:t>
+      </w:r>
+      <w:r>
+        <w:t xml:space="preserve">“Tidyverse Skeptic: Why the Tidyverse Is Not a Good Vehicle for Teaching Noncoders.”</w:t>
+      </w:r>
+      <w:r>
+        <w:t xml:space="preserve"> </w:t>
+      </w:r>
+      <w:hyperlink r:id="rId322">
+        <w:r>
+          <w:rPr>
+            <w:rStyle w:val="Hyperlink"/>
+          </w:rPr>
+          <w:t xml:space="preserve">https://matloff.github.io/TidyverseSkeptic/Skeptic.html</w:t>
+        </w:r>
+      </w:hyperlink>
+      <w:r>
+        <w:t xml:space="preserve">.</w:t>
+      </w:r>
+    </w:p>
+    <w:bookmarkEnd w:id="386"/>
+    <w:bookmarkStart w:id="388" w:name="ref-parnas1972criteria"/>
     <w:p>
       <w:pPr>
         <w:pStyle w:val="Bibliography"/>
@@ -42166,7 +42202,7 @@
       <w:r>
         <w:t xml:space="preserve"> </w:t>
       </w:r>
-      <w:hyperlink r:id="rId386">
+      <w:hyperlink r:id="rId387">
         <w:r>
           <w:rPr>
             <w:rStyle w:val="Hyperlink"/>
@@ -42178,8 +42214,8 @@
         <w:t xml:space="preserve">.</w:t>
       </w:r>
     </w:p>
-    <w:bookmarkEnd w:id="387"/>
-    <w:bookmarkStart w:id="389" w:name="ref-stevens1974structured"/>
+    <w:bookmarkEnd w:id="388"/>
+    <w:bookmarkStart w:id="390" w:name="ref-stevens1974structured"/>
     <w:p>
       <w:pPr>
         <w:pStyle w:val="Bibliography"/>
@@ -42212,7 +42248,7 @@
       <w:r>
         <w:t xml:space="preserve"> </w:t>
       </w:r>
-      <w:hyperlink r:id="rId388">
+      <w:hyperlink r:id="rId389">
         <w:r>
           <w:rPr>
             <w:rStyle w:val="Hyperlink"/>
@@ -42224,8 +42260,8 @@
         <w:t xml:space="preserve">.</w:t>
       </w:r>
     </w:p>
-    <w:bookmarkEnd w:id="389"/>
-    <w:bookmarkStart w:id="391" w:name="ref-wickham2019advr"/>
+    <w:bookmarkEnd w:id="390"/>
+    <w:bookmarkStart w:id="392" w:name="ref-wickham2019advr"/>
     <w:p>
       <w:pPr>
         <w:pStyle w:val="Bibliography"/>
@@ -42249,7 +42285,7 @@
       <w:r>
         <w:t xml:space="preserve"> </w:t>
       </w:r>
-      <w:hyperlink r:id="rId390">
+      <w:hyperlink r:id="rId391">
         <w:r>
           <w:rPr>
             <w:rStyle w:val="Hyperlink"/>
@@ -42261,8 +42297,8 @@
         <w:t xml:space="preserve">.</w:t>
       </w:r>
     </w:p>
-    <w:bookmarkEnd w:id="391"/>
-    <w:bookmarkStart w:id="393" w:name="ref-wickham2021shiny"/>
+    <w:bookmarkEnd w:id="392"/>
+    <w:bookmarkStart w:id="394" w:name="ref-wickham2021shiny"/>
     <w:p>
       <w:pPr>
         <w:pStyle w:val="Bibliography"/>
@@ -42286,7 +42322,7 @@
       <w:r>
         <w:t xml:space="preserve"> </w:t>
       </w:r>
-      <w:hyperlink r:id="rId392">
+      <w:hyperlink r:id="rId393">
         <w:r>
           <w:rPr>
             <w:rStyle w:val="Hyperlink"/>
@@ -42298,8 +42334,8 @@
         <w:t xml:space="preserve">.</w:t>
       </w:r>
     </w:p>
-    <w:bookmarkEnd w:id="393"/>
-    <w:bookmarkStart w:id="395" w:name="ref-wickham2023tidydesign"/>
+    <w:bookmarkEnd w:id="394"/>
+    <w:bookmarkStart w:id="396" w:name="ref-wickham2023tidydesign"/>
     <w:p>
       <w:pPr>
         <w:pStyle w:val="Bibliography"/>
@@ -42323,7 +42359,7 @@
       <w:r>
         <w:t xml:space="preserve"> </w:t>
       </w:r>
-      <w:hyperlink r:id="rId394">
+      <w:hyperlink r:id="rId395">
         <w:r>
           <w:rPr>
             <w:rStyle w:val="Hyperlink"/>
@@ -42335,8 +42371,8 @@
         <w:t xml:space="preserve">.</w:t>
       </w:r>
     </w:p>
-    <w:bookmarkEnd w:id="395"/>
-    <w:bookmarkStart w:id="397" w:name="ref-wickham2023rpkgs"/>
+    <w:bookmarkEnd w:id="396"/>
+    <w:bookmarkStart w:id="398" w:name="ref-wickham2023rpkgs"/>
     <w:p>
       <w:pPr>
         <w:pStyle w:val="Bibliography"/>
@@ -42360,7 +42396,7 @@
       <w:r>
         <w:t xml:space="preserve"> </w:t>
       </w:r>
-      <w:hyperlink r:id="rId396">
+      <w:hyperlink r:id="rId397">
         <w:r>
           <w:rPr>
             <w:rStyle w:val="Hyperlink"/>
@@ -42372,8 +42408,8 @@
         <w:t xml:space="preserve">.</w:t>
       </w:r>
     </w:p>
-    <w:bookmarkEnd w:id="397"/>
-    <w:bookmarkStart w:id="399" w:name="ref-wickham2023r4ds"/>
+    <w:bookmarkEnd w:id="398"/>
+    <w:bookmarkStart w:id="400" w:name="ref-wickham2023r4ds"/>
     <w:p>
       <w:pPr>
         <w:pStyle w:val="Bibliography"/>
@@ -42397,7 +42433,7 @@
       <w:r>
         <w:t xml:space="preserve"> </w:t>
       </w:r>
-      <w:hyperlink r:id="rId398">
+      <w:hyperlink r:id="rId399">
         <w:r>
           <w:rPr>
             <w:rStyle w:val="Hyperlink"/>
@@ -42409,8 +42445,8 @@
         <w:t xml:space="preserve">.</w:t>
       </w:r>
     </w:p>
-    <w:bookmarkEnd w:id="399"/>
-    <w:bookmarkStart w:id="400" w:name="ref-R-roxygen2"/>
+    <w:bookmarkEnd w:id="400"/>
+    <w:bookmarkStart w:id="401" w:name="ref-R-roxygen2"/>
     <w:p>
       <w:pPr>
         <w:pStyle w:val="Bibliography"/>
@@ -42446,8 +42482,8 @@
         <w:t xml:space="preserve">.</w:t>
       </w:r>
     </w:p>
-    <w:bookmarkEnd w:id="400"/>
-    <w:bookmarkStart w:id="402" w:name="ref-wilson2014best"/>
+    <w:bookmarkEnd w:id="401"/>
+    <w:bookmarkStart w:id="403" w:name="ref-wilson2014best"/>
     <w:p>
       <w:pPr>
         <w:pStyle w:val="Bibliography"/>
@@ -42480,7 +42516,7 @@
       <w:r>
         <w:t xml:space="preserve"> </w:t>
       </w:r>
-      <w:hyperlink r:id="rId401">
+      <w:hyperlink r:id="rId402">
         <w:r>
           <w:rPr>
             <w:rStyle w:val="Hyperlink"/>
@@ -42492,8 +42528,8 @@
         <w:t xml:space="preserve">.</w:t>
       </w:r>
     </w:p>
-    <w:bookmarkEnd w:id="402"/>
-    <w:bookmarkStart w:id="404" w:name="ref-wilson2017good"/>
+    <w:bookmarkEnd w:id="403"/>
+    <w:bookmarkStart w:id="405" w:name="ref-wilson2017good"/>
     <w:p>
       <w:pPr>
         <w:pStyle w:val="Bibliography"/>
@@ -42526,7 +42562,7 @@
       <w:r>
         <w:t xml:space="preserve"> </w:t>
       </w:r>
-      <w:hyperlink r:id="rId403">
+      <w:hyperlink r:id="rId404">
         <w:r>
           <w:rPr>
             <w:rStyle w:val="Hyperlink"/>
@@ -42538,10 +42574,10 @@
         <w:t xml:space="preserve">.</w:t>
       </w:r>
     </w:p>
-    <w:bookmarkEnd w:id="404"/>
     <w:bookmarkEnd w:id="405"/>
     <w:bookmarkEnd w:id="406"/>
     <w:bookmarkEnd w:id="407"/>
+    <w:bookmarkEnd w:id="408"/>
     <w:sectPr>
       <w:footnotePr>
         <w:numRestart w:val="eachSect"/>
